--- a/東海販売士協会ミニセミナー申請/20260330_東海販売士協会_補助金申請書_毛利先生_v1.docx
+++ b/東海販売士協会ミニセミナー申請/20260330_東海販売士協会_補助金申請書_毛利先生_v1.docx
@@ -17,7 +17,7 @@
           <w:szCs w:val="22"/>
           <w:lang w:eastAsia="zh-TW"/>
         </w:rPr>
-        <w:t>（普及振興活動活性化補助金申請様式）　　</w:t>
+        <w:t xml:space="preserve">（普及振興活動活性化補助金申請様式）　　</w:t>
       </w:r>
     </w:p>
     <w:p>
@@ -35,7 +35,37 @@
           <w:szCs w:val="22"/>
           <w:lang w:eastAsia="zh-TW"/>
         </w:rPr>
-        <w:t>2026年3月30日</w:t>
+        <w:t>2026年</w:t>
+      </w:r>
+      <w:r>
+        <w:rPr>
+          <w:rFonts w:ascii="ＭＳ 明朝" w:hAnsi="ＭＳ 明朝" w:cstheme="minorBidi" w:hint="eastAsia"/>
+          <w:szCs w:val="22"/>
+        </w:rPr>
+        <w:t>4</w:t>
+      </w:r>
+      <w:r>
+        <w:rPr>
+          <w:rFonts w:ascii="ＭＳ 明朝" w:hAnsi="ＭＳ 明朝" w:cstheme="minorBidi" w:hint="eastAsia"/>
+          <w:szCs w:val="22"/>
+          <w:lang w:eastAsia="zh-TW"/>
+        </w:rPr>
+        <w:t>月</w:t>
+      </w:r>
+      <w:r>
+        <w:rPr>
+          <w:rFonts w:ascii="ＭＳ 明朝" w:hAnsi="ＭＳ 明朝" w:cstheme="minorBidi" w:hint="eastAsia"/>
+          <w:szCs w:val="22"/>
+        </w:rPr>
+        <w:t>1</w:t>
+      </w:r>
+      <w:r>
+        <w:rPr>
+          <w:rFonts w:ascii="ＭＳ 明朝" w:hAnsi="ＭＳ 明朝" w:cstheme="minorBidi" w:hint="eastAsia"/>
+          <w:szCs w:val="22"/>
+          <w:lang w:eastAsia="zh-TW"/>
+        </w:rPr>
+        <w:t>日</w:t>
       </w:r>
     </w:p>
     <w:p>
@@ -78,7 +108,7 @@
           <w:szCs w:val="22"/>
           <w:lang w:eastAsia="zh-TW"/>
         </w:rPr>
-        <w:t>　会長　　大島　代次郎　　様</w:t>
+        <w:t xml:space="preserve">　会長　　大島　代次郎　　様</w:t>
       </w:r>
     </w:p>
     <w:p>
@@ -352,7 +382,7 @@
           <w:rFonts w:ascii="ＭＳ 明朝" w:hAnsi="ＭＳ 明朝" w:cstheme="minorBidi" w:hint="eastAsia"/>
           <w:szCs w:val="22"/>
         </w:rPr>
-        <w:t>　　</w:t>
+        <w:t xml:space="preserve">　　</w:t>
       </w:r>
       <w:r>
         <w:rPr>
@@ -367,14 +397,12 @@
         <w:rPr>
           <w:rFonts w:ascii="ＭＳ 明朝" w:hAnsi="ＭＳ 明朝" w:cstheme="minorBidi"/>
           <w:szCs w:val="22"/>
-          <w:lang w:eastAsia="zh-TW"/>
-        </w:rPr>
-      </w:pPr>
-      <w:r>
-        <w:rPr>
-          <w:rFonts w:ascii="ＭＳ 明朝" w:hAnsi="ＭＳ 明朝" w:cstheme="minorBidi" w:hint="eastAsia"/>
-          <w:szCs w:val="22"/>
-          <w:lang w:eastAsia="zh-TW"/>
+        </w:rPr>
+      </w:pPr>
+      <w:r>
+        <w:rPr>
+          <w:rFonts w:ascii="ＭＳ 明朝" w:hAnsi="ＭＳ 明朝" w:cstheme="minorBidi" w:hint="eastAsia"/>
+          <w:szCs w:val="22"/>
         </w:rPr>
         <w:t>５．講師</w:t>
       </w:r>
@@ -384,16 +412,14 @@
         <w:rPr>
           <w:rFonts w:ascii="ＭＳ 明朝" w:hAnsi="ＭＳ 明朝" w:cstheme="minorBidi"/>
           <w:szCs w:val="22"/>
-          <w:lang w:eastAsia="zh-TW"/>
-        </w:rPr>
-      </w:pPr>
-      <w:r>
-        <w:rPr>
-          <w:rFonts w:ascii="ＭＳ 明朝" w:hAnsi="ＭＳ 明朝" w:cstheme="minorBidi" w:hint="eastAsia"/>
-          <w:szCs w:val="22"/>
-          <w:lang w:eastAsia="zh-TW"/>
-        </w:rPr>
-        <w:t>　　毛利 規寛</w:t>
+        </w:rPr>
+      </w:pPr>
+      <w:r>
+        <w:rPr>
+          <w:rFonts w:ascii="ＭＳ 明朝" w:hAnsi="ＭＳ 明朝" w:cstheme="minorBidi" w:hint="eastAsia"/>
+          <w:szCs w:val="22"/>
+        </w:rPr>
+        <w:t xml:space="preserve">　　毛利 規寛</w:t>
       </w:r>
     </w:p>
     <w:p>
@@ -433,6 +459,7 @@
         <w:rPr>
           <w:rFonts w:ascii="ＭＳ 明朝" w:hAnsi="ＭＳ 明朝" w:cstheme="minorBidi"/>
           <w:szCs w:val="22"/>
+          <w:lang w:eastAsia="zh-TW"/>
         </w:rPr>
       </w:pPr>
       <w:r>
@@ -453,6 +480,7 @@
         <w:rPr>
           <w:rFonts w:ascii="ＭＳ 明朝" w:hAnsi="ＭＳ 明朝" w:cstheme="minorBidi" w:hint="eastAsia"/>
           <w:szCs w:val="22"/>
+          <w:lang w:eastAsia="zh-TW"/>
         </w:rPr>
         <w:t>７．受講対象者</w:t>
       </w:r>
@@ -469,6 +497,88 @@
         <w:rPr>
           <w:rFonts w:ascii="ＭＳ 明朝" w:hAnsi="ＭＳ 明朝" w:cstheme="minorBidi" w:hint="eastAsia"/>
           <w:szCs w:val="22"/>
+          <w:lang w:eastAsia="zh-TW"/>
+        </w:rPr>
+        <w:t xml:space="preserve">　　東海販売士協会会員、会員外、各地区販売士協会会員</w:t>
+      </w:r>
+    </w:p>
+    <w:p>
+      <w:pPr>
+        <w:rPr>
+          <w:rFonts w:ascii="ＭＳ 明朝" w:hAnsi="ＭＳ 明朝" w:cstheme="minorBidi"/>
+          <w:szCs w:val="22"/>
+        </w:rPr>
+      </w:pPr>
+      <w:r>
+        <w:rPr>
+          <w:rFonts w:ascii="ＭＳ 明朝" w:hAnsi="ＭＳ 明朝" w:cstheme="minorBidi" w:hint="eastAsia"/>
+          <w:szCs w:val="22"/>
+        </w:rPr>
+        <w:t>８．受講者数（会員と会員外の受講者数を明記してください）</w:t>
+      </w:r>
+    </w:p>
+    <w:p>
+      <w:pPr>
+        <w:rPr>
+          <w:rFonts w:ascii="ＭＳ 明朝" w:hAnsi="ＭＳ 明朝" w:cstheme="minorBidi"/>
+          <w:szCs w:val="22"/>
+          <w:lang w:eastAsia="zh-TW"/>
+        </w:rPr>
+      </w:pPr>
+      <w:r>
+        <w:rPr>
+          <w:rFonts w:ascii="ＭＳ 明朝" w:hAnsi="ＭＳ 明朝" w:cstheme="minorBidi" w:hint="eastAsia"/>
+          <w:szCs w:val="22"/>
+          <w:lang w:eastAsia="zh-TW"/>
+        </w:rPr>
+        <w:t xml:space="preserve">　　会員：1</w:t>
+      </w:r>
+      <w:r>
+        <w:rPr>
+          <w:rFonts w:ascii="ＭＳ 明朝" w:hAnsi="ＭＳ 明朝" w:cstheme="minorBidi" w:hint="eastAsia"/>
+          <w:szCs w:val="22"/>
+          <w:lang w:eastAsia="zh-TW"/>
+        </w:rPr>
+        <w:t>2</w:t>
+      </w:r>
+      <w:r>
+        <w:rPr>
+          <w:rFonts w:ascii="ＭＳ 明朝" w:hAnsi="ＭＳ 明朝" w:cstheme="minorBidi" w:hint="eastAsia"/>
+          <w:szCs w:val="22"/>
+          <w:lang w:eastAsia="zh-TW"/>
+        </w:rPr>
+        <w:t>名、会員外5名</w:t>
+      </w:r>
+    </w:p>
+    <w:p>
+      <w:pPr>
+        <w:rPr>
+          <w:rFonts w:ascii="ＭＳ 明朝" w:hAnsi="ＭＳ 明朝" w:cstheme="minorBidi"/>
+          <w:szCs w:val="22"/>
+          <w:lang w:eastAsia="zh-TW"/>
+        </w:rPr>
+      </w:pPr>
+      <w:r>
+        <w:rPr>
+          <w:rFonts w:ascii="ＭＳ 明朝" w:hAnsi="ＭＳ 明朝" w:cstheme="minorBidi" w:hint="eastAsia"/>
+          <w:szCs w:val="22"/>
+          <w:lang w:eastAsia="zh-TW"/>
+        </w:rPr>
+        <w:t>９．検定資料送付数</w:t>
+      </w:r>
+    </w:p>
+    <w:p>
+      <w:pPr>
+        <w:rPr>
+          <w:rFonts w:ascii="ＭＳ 明朝" w:hAnsi="ＭＳ 明朝" w:cstheme="minorBidi"/>
+          <w:szCs w:val="22"/>
+        </w:rPr>
+      </w:pPr>
+      <w:r>
+        <w:rPr>
+          <w:rFonts w:ascii="ＭＳ 明朝" w:hAnsi="ＭＳ 明朝" w:cstheme="minorBidi" w:hint="eastAsia"/>
+          <w:szCs w:val="22"/>
+          <w:lang w:eastAsia="zh-TW"/>
         </w:rPr>
         <w:t xml:space="preserve">　　</w:t>
       </w:r>
@@ -476,37 +586,36 @@
         <w:rPr>
           <w:rFonts w:ascii="ＭＳ 明朝" w:hAnsi="ＭＳ 明朝" w:cstheme="minorBidi" w:hint="eastAsia"/>
           <w:szCs w:val="22"/>
-          <w:lang w:eastAsia="zh-TW"/>
-        </w:rPr>
-        <w:t>東海販売士協会会員、会員外、各地区販売士協会会員</w:t>
-      </w:r>
-    </w:p>
-    <w:p>
-      <w:pPr>
-        <w:rPr>
-          <w:rFonts w:ascii="ＭＳ 明朝" w:hAnsi="ＭＳ 明朝" w:cstheme="minorBidi"/>
-          <w:szCs w:val="22"/>
-        </w:rPr>
-      </w:pPr>
-      <w:r>
-        <w:rPr>
-          <w:rFonts w:ascii="ＭＳ 明朝" w:hAnsi="ＭＳ 明朝" w:cstheme="minorBidi" w:hint="eastAsia"/>
-          <w:szCs w:val="22"/>
-        </w:rPr>
-        <w:t>８．受講者数（会員と会員外の受講者数を明記してください）</w:t>
-      </w:r>
-    </w:p>
-    <w:p>
-      <w:pPr>
-        <w:rPr>
-          <w:rFonts w:ascii="ＭＳ 明朝" w:hAnsi="ＭＳ 明朝" w:cstheme="minorBidi"/>
-          <w:szCs w:val="22"/>
-          <w:lang w:eastAsia="zh-TW"/>
-        </w:rPr>
-      </w:pPr>
-      <w:r>
-        <w:rPr>
-          <w:rFonts w:ascii="ＭＳ 明朝" w:hAnsi="ＭＳ 明朝" w:cstheme="minorBidi" w:hint="eastAsia"/>
+        </w:rPr>
+        <w:t>特になし</w:t>
+      </w:r>
+    </w:p>
+    <w:p>
+      <w:pPr>
+        <w:rPr>
+          <w:rFonts w:ascii="ＭＳ 明朝" w:hAnsi="ＭＳ 明朝" w:cstheme="minorBidi"/>
+          <w:szCs w:val="22"/>
+        </w:rPr>
+      </w:pPr>
+      <w:r>
+        <w:rPr>
+          <w:rFonts w:ascii="ＭＳ 明朝" w:hAnsi="ＭＳ 明朝" w:cstheme="minorBidi" w:hint="eastAsia"/>
+          <w:szCs w:val="22"/>
+        </w:rPr>
+        <w:t>10．補助金を申請する経費（内訳と総額を明記してください）</w:t>
+      </w:r>
+    </w:p>
+    <w:p>
+      <w:pPr>
+        <w:rPr>
+          <w:rFonts w:ascii="ＭＳ 明朝" w:hAnsi="ＭＳ 明朝" w:cstheme="minorBidi"/>
+          <w:szCs w:val="22"/>
+          <w:lang w:eastAsia="zh-TW"/>
+        </w:rPr>
+      </w:pPr>
+      <w:r>
+        <w:rPr>
+          <w:rFonts w:ascii="ＭＳ 明朝" w:hAnsi="ＭＳ 明朝" w:cstheme="minorBidi"/>
           <w:szCs w:val="22"/>
         </w:rPr>
         <w:t xml:space="preserve">　　</w:t>
@@ -517,36 +626,20 @@
           <w:szCs w:val="22"/>
           <w:lang w:eastAsia="zh-TW"/>
         </w:rPr>
-        <w:t>会員：15名、会員外5名</w:t>
-      </w:r>
-    </w:p>
-    <w:p>
-      <w:pPr>
-        <w:rPr>
-          <w:rFonts w:ascii="ＭＳ 明朝" w:hAnsi="ＭＳ 明朝" w:cstheme="minorBidi"/>
-          <w:szCs w:val="22"/>
-          <w:lang w:eastAsia="zh-TW"/>
-        </w:rPr>
-      </w:pPr>
-      <w:r>
-        <w:rPr>
-          <w:rFonts w:ascii="ＭＳ 明朝" w:hAnsi="ＭＳ 明朝" w:cstheme="minorBidi" w:hint="eastAsia"/>
-          <w:szCs w:val="22"/>
-          <w:lang w:eastAsia="zh-TW"/>
-        </w:rPr>
-        <w:t>９．検定資料送付数</w:t>
-      </w:r>
-    </w:p>
-    <w:p>
-      <w:pPr>
-        <w:rPr>
-          <w:rFonts w:ascii="ＭＳ 明朝" w:hAnsi="ＭＳ 明朝" w:cstheme="minorBidi"/>
-          <w:szCs w:val="22"/>
-        </w:rPr>
-      </w:pPr>
-      <w:r>
-        <w:rPr>
-          <w:rFonts w:ascii="ＭＳ 明朝" w:hAnsi="ＭＳ 明朝" w:cstheme="minorBidi" w:hint="eastAsia"/>
+        <w:t>【金額】　　　　　　　　６０，０００　　　　円（税込）</w:t>
+      </w:r>
+    </w:p>
+    <w:p>
+      <w:pPr>
+        <w:rPr>
+          <w:rFonts w:ascii="ＭＳ 明朝" w:hAnsi="ＭＳ 明朝" w:cstheme="minorBidi"/>
+          <w:szCs w:val="22"/>
+          <w:lang w:eastAsia="zh-TW"/>
+        </w:rPr>
+      </w:pPr>
+      <w:r>
+        <w:rPr>
+          <w:rFonts w:ascii="ＭＳ 明朝" w:hAnsi="ＭＳ 明朝" w:cstheme="minorBidi"/>
           <w:szCs w:val="22"/>
           <w:lang w:eastAsia="zh-TW"/>
         </w:rPr>
@@ -556,37 +649,24 @@
         <w:rPr>
           <w:rFonts w:ascii="ＭＳ 明朝" w:hAnsi="ＭＳ 明朝" w:cstheme="minorBidi" w:hint="eastAsia"/>
           <w:szCs w:val="22"/>
-        </w:rPr>
-        <w:t>特になし</w:t>
-      </w:r>
-    </w:p>
-    <w:p>
-      <w:pPr>
-        <w:rPr>
-          <w:rFonts w:ascii="ＭＳ 明朝" w:hAnsi="ＭＳ 明朝" w:cstheme="minorBidi"/>
-          <w:szCs w:val="22"/>
-        </w:rPr>
-      </w:pPr>
-      <w:r>
-        <w:rPr>
-          <w:rFonts w:ascii="ＭＳ 明朝" w:hAnsi="ＭＳ 明朝" w:cstheme="minorBidi" w:hint="eastAsia"/>
-          <w:szCs w:val="22"/>
-        </w:rPr>
-        <w:t>10．補助金を申請する経費（内訳と総額を明記してください）</w:t>
-      </w:r>
-    </w:p>
-    <w:p>
-      <w:pPr>
-        <w:rPr>
-          <w:rFonts w:ascii="ＭＳ 明朝" w:hAnsi="ＭＳ 明朝" w:cstheme="minorBidi"/>
-          <w:szCs w:val="22"/>
-          <w:lang w:eastAsia="zh-TW"/>
-        </w:rPr>
-      </w:pPr>
-      <w:r>
-        <w:rPr>
-          <w:rFonts w:ascii="ＭＳ 明朝" w:hAnsi="ＭＳ 明朝" w:cstheme="minorBidi"/>
-          <w:szCs w:val="22"/>
+          <w:lang w:eastAsia="zh-TW"/>
+        </w:rPr>
+        <w:t>《内訳》　謝　金　　　　５０，０００　　　　円（税込）</w:t>
+      </w:r>
+    </w:p>
+    <w:p>
+      <w:pPr>
+        <w:rPr>
+          <w:rFonts w:ascii="ＭＳ 明朝" w:hAnsi="ＭＳ 明朝" w:cstheme="minorBidi"/>
+          <w:szCs w:val="22"/>
+          <w:lang w:eastAsia="zh-TW"/>
+        </w:rPr>
+      </w:pPr>
+      <w:r>
+        <w:rPr>
+          <w:rFonts w:ascii="ＭＳ 明朝" w:hAnsi="ＭＳ 明朝" w:cstheme="minorBidi"/>
+          <w:szCs w:val="22"/>
+          <w:lang w:eastAsia="zh-TW"/>
         </w:rPr>
         <w:t xml:space="preserve">　　</w:t>
       </w:r>
@@ -596,7 +676,7 @@
           <w:szCs w:val="22"/>
           <w:lang w:eastAsia="zh-TW"/>
         </w:rPr>
-        <w:t>【金額】　　　　　　　　６０，０００　　　　円（税込）</w:t>
+        <w:t>旅　費　　　　　　　　　１０，０００　　　　円（税込）</w:t>
       </w:r>
     </w:p>
     <w:p>
@@ -621,56 +701,6 @@
           <w:szCs w:val="22"/>
           <w:lang w:eastAsia="zh-TW"/>
         </w:rPr>
-        <w:t>《内訳》　謝　金　　　　５０，０００　　　　円（税込）</w:t>
-      </w:r>
-    </w:p>
-    <w:p>
-      <w:pPr>
-        <w:rPr>
-          <w:rFonts w:ascii="ＭＳ 明朝" w:hAnsi="ＭＳ 明朝" w:cstheme="minorBidi"/>
-          <w:szCs w:val="22"/>
-          <w:lang w:eastAsia="zh-TW"/>
-        </w:rPr>
-      </w:pPr>
-      <w:r>
-        <w:rPr>
-          <w:rFonts w:ascii="ＭＳ 明朝" w:hAnsi="ＭＳ 明朝" w:cstheme="minorBidi"/>
-          <w:szCs w:val="22"/>
-          <w:lang w:eastAsia="zh-TW"/>
-        </w:rPr>
-        <w:t xml:space="preserve">　　</w:t>
-      </w:r>
-      <w:r>
-        <w:rPr>
-          <w:rFonts w:ascii="ＭＳ 明朝" w:hAnsi="ＭＳ 明朝" w:cstheme="minorBidi" w:hint="eastAsia"/>
-          <w:szCs w:val="22"/>
-          <w:lang w:eastAsia="zh-TW"/>
-        </w:rPr>
-        <w:t>旅　費　　　　　　　　　１０，０００　　　　円（税込）</w:t>
-      </w:r>
-    </w:p>
-    <w:p>
-      <w:pPr>
-        <w:rPr>
-          <w:rFonts w:ascii="ＭＳ 明朝" w:hAnsi="ＭＳ 明朝" w:cstheme="minorBidi"/>
-          <w:szCs w:val="22"/>
-          <w:lang w:eastAsia="zh-TW"/>
-        </w:rPr>
-      </w:pPr>
-      <w:r>
-        <w:rPr>
-          <w:rFonts w:ascii="ＭＳ 明朝" w:hAnsi="ＭＳ 明朝" w:cstheme="minorBidi"/>
-          <w:szCs w:val="22"/>
-          <w:lang w:eastAsia="zh-TW"/>
-        </w:rPr>
-        <w:t xml:space="preserve">　　</w:t>
-      </w:r>
-      <w:r>
-        <w:rPr>
-          <w:rFonts w:ascii="ＭＳ 明朝" w:hAnsi="ＭＳ 明朝" w:cstheme="minorBidi" w:hint="eastAsia"/>
-          <w:szCs w:val="22"/>
-          <w:lang w:eastAsia="zh-TW"/>
-        </w:rPr>
         <w:t>会場費　　　　　　　　　―　　　　円（税込）</w:t>
       </w:r>
     </w:p>
@@ -688,7 +718,7 @@
           <w:szCs w:val="22"/>
           <w:lang w:eastAsia="zh-TW"/>
         </w:rPr>
-        <w:t>　　広告費　　　　　　　　　―　　　　</w:t>
+        <w:t xml:space="preserve">　　広告費　　　　　　　　　―　　　　</w:t>
       </w:r>
       <w:r>
         <w:rPr>

--- a/東海販売士協会ミニセミナー申請/20260330_東海販売士協会_補助金申請書_毛利先生_v1.docx
+++ b/東海販売士協会ミニセミナー申請/20260330_東海販売士協会_補助金申請書_毛利先生_v1.docx
@@ -41,6 +41,7 @@
         <w:rPr>
           <w:rFonts w:ascii="ＭＳ 明朝" w:hAnsi="ＭＳ 明朝" w:cstheme="minorBidi" w:hint="eastAsia"/>
           <w:szCs w:val="22"/>
+          <w:lang w:eastAsia="zh-TW"/>
         </w:rPr>
         <w:t>4</w:t>
       </w:r>
@@ -56,6 +57,7 @@
         <w:rPr>
           <w:rFonts w:ascii="ＭＳ 明朝" w:hAnsi="ＭＳ 明朝" w:cstheme="minorBidi" w:hint="eastAsia"/>
           <w:szCs w:val="22"/>
+          <w:lang w:eastAsia="zh-TW"/>
         </w:rPr>
         <w:t>1</w:t>
       </w:r>
@@ -529,9 +531,16 @@
         <w:rPr>
           <w:rFonts w:ascii="ＭＳ 明朝" w:hAnsi="ＭＳ 明朝" w:cstheme="minorBidi" w:hint="eastAsia"/>
           <w:szCs w:val="22"/>
-          <w:lang w:eastAsia="zh-TW"/>
-        </w:rPr>
-        <w:t xml:space="preserve">　　会員：1</w:t>
+        </w:rPr>
+        <w:t xml:space="preserve">　　</w:t>
+      </w:r>
+      <w:r>
+        <w:rPr>
+          <w:rFonts w:ascii="ＭＳ 明朝" w:hAnsi="ＭＳ 明朝" w:cstheme="minorBidi" w:hint="eastAsia"/>
+          <w:szCs w:val="22"/>
+          <w:lang w:eastAsia="zh-TW"/>
+        </w:rPr>
+        <w:t>会員：1</w:t>
       </w:r>
       <w:r>
         <w:rPr>
@@ -617,6 +626,7 @@
         <w:rPr>
           <w:rFonts w:ascii="ＭＳ 明朝" w:hAnsi="ＭＳ 明朝" w:cstheme="minorBidi"/>
           <w:szCs w:val="22"/>
+          <w:lang w:eastAsia="zh-TW"/>
         </w:rPr>
         <w:t xml:space="preserve">　　</w:t>
       </w:r>
@@ -626,7 +636,23 @@
           <w:szCs w:val="22"/>
           <w:lang w:eastAsia="zh-TW"/>
         </w:rPr>
-        <w:t>【金額】　　　　　　　　６０，０００　　　　円（税込）</w:t>
+        <w:t xml:space="preserve">【金額】　　　　　　　　</w:t>
+      </w:r>
+      <w:r>
+        <w:rPr>
+          <w:rFonts w:ascii="ＭＳ 明朝" w:hAnsi="ＭＳ 明朝" w:cstheme="minorBidi" w:hint="eastAsia"/>
+          <w:szCs w:val="22"/>
+          <w:lang w:eastAsia="zh-TW"/>
+        </w:rPr>
+        <w:t>５</w:t>
+      </w:r>
+      <w:r>
+        <w:rPr>
+          <w:rFonts w:ascii="ＭＳ 明朝" w:hAnsi="ＭＳ 明朝" w:cstheme="minorBidi" w:hint="eastAsia"/>
+          <w:szCs w:val="22"/>
+          <w:lang w:eastAsia="zh-TW"/>
+        </w:rPr>
+        <w:t>０，０００　　　　円（税込）</w:t>
       </w:r>
     </w:p>
     <w:p>
@@ -676,7 +702,22 @@
           <w:szCs w:val="22"/>
           <w:lang w:eastAsia="zh-TW"/>
         </w:rPr>
-        <w:t>旅　費　　　　　　　　　１０，０００　　　　円（税込）</w:t>
+        <w:t xml:space="preserve">旅　費　　　　　　　　　</w:t>
+      </w:r>
+      <w:r>
+        <w:rPr>
+          <w:rFonts w:ascii="ＭＳ 明朝" w:hAnsi="ＭＳ 明朝" w:cstheme="minorBidi" w:hint="eastAsia"/>
+          <w:szCs w:val="22"/>
+        </w:rPr>
+        <w:t xml:space="preserve">　　　　　　</w:t>
+      </w:r>
+      <w:r>
+        <w:rPr>
+          <w:rFonts w:ascii="ＭＳ 明朝" w:hAnsi="ＭＳ 明朝" w:cstheme="minorBidi" w:hint="eastAsia"/>
+          <w:szCs w:val="22"/>
+          <w:lang w:eastAsia="zh-TW"/>
+        </w:rPr>
+        <w:t xml:space="preserve">　　　　円（税込）</w:t>
       </w:r>
     </w:p>
     <w:p>
